--- a/assets/Terre-de-Barons-TB2-Horse-Crest-Lyrics.docx
+++ b/assets/Terre-de-Barons-TB2-Horse-Crest-Lyrics.docx
@@ -153,7 +153,23 @@
                 <w:b/>
                 <w:bCs/>
               </w:rPr>
-              <w:t xml:space="preserve"> (Phonetic)</w:t>
+              <w:t xml:space="preserve"> (</w:t>
+            </w:r>
+            <w:proofErr w:type="spellStart"/>
+            <w:r>
+              <w:rPr>
+                <w:b/>
+                <w:bCs/>
+              </w:rPr>
+              <w:t>Phonetic</w:t>
+            </w:r>
+            <w:proofErr w:type="spellEnd"/>
+            <w:r>
+              <w:rPr>
+                <w:b/>
+                <w:bCs/>
+              </w:rPr>
+              <w:t>)</w:t>
             </w:r>
           </w:p>
         </w:tc>
@@ -263,7 +279,15 @@
             </w:r>
             <w:proofErr w:type="spellEnd"/>
             <w:r>
-              <w:t>, the steed awakens,</w:t>
+              <w:t xml:space="preserve">, the </w:t>
+            </w:r>
+            <w:proofErr w:type="spellStart"/>
+            <w:r>
+              <w:t>steed</w:t>
+            </w:r>
+            <w:proofErr w:type="spellEnd"/>
+            <w:r>
+              <w:t xml:space="preserve"> awakens,</w:t>
             </w:r>
           </w:p>
         </w:tc>
@@ -527,7 +551,15 @@
             </w:r>
             <w:proofErr w:type="spellEnd"/>
             <w:r>
-              <w:t>, the horde gallops,</w:t>
+              <w:t xml:space="preserve">, the horde </w:t>
+            </w:r>
+            <w:proofErr w:type="spellStart"/>
+            <w:r>
+              <w:t>gallops</w:t>
+            </w:r>
+            <w:proofErr w:type="spellEnd"/>
+            <w:r>
+              <w:t>,</w:t>
             </w:r>
           </w:p>
         </w:tc>
@@ -1267,7 +1299,15 @@
             </w:r>
             <w:proofErr w:type="spellEnd"/>
             <w:r>
-              <w:t xml:space="preserve"> open spaces,</w:t>
+              <w:t xml:space="preserve"> open </w:t>
+            </w:r>
+            <w:proofErr w:type="spellStart"/>
+            <w:r>
+              <w:t>spaces</w:t>
+            </w:r>
+            <w:proofErr w:type="spellEnd"/>
+            <w:r>
+              <w:t>,</w:t>
             </w:r>
           </w:p>
         </w:tc>
@@ -1681,8 +1721,17 @@
                 <w:b/>
                 <w:bCs/>
               </w:rPr>
-              <w:t xml:space="preserve"> ivornu</w:t>
-            </w:r>
+              <w:t xml:space="preserve"> </w:t>
+            </w:r>
+            <w:proofErr w:type="spellStart"/>
+            <w:r>
+              <w:rPr>
+                <w:b/>
+                <w:bCs/>
+              </w:rPr>
+              <w:t>ivornu</w:t>
+            </w:r>
+            <w:proofErr w:type="spellEnd"/>
           </w:p>
         </w:tc>
         <w:tc>
@@ -1714,7 +1763,15 @@
             </w:r>
             <w:proofErr w:type="spellEnd"/>
             <w:r>
-              <w:t xml:space="preserve"> raised,</w:t>
+              <w:t xml:space="preserve"> </w:t>
+            </w:r>
+            <w:proofErr w:type="spellStart"/>
+            <w:r>
+              <w:t>raised</w:t>
+            </w:r>
+            <w:proofErr w:type="spellEnd"/>
+            <w:r>
+              <w:t>,</w:t>
             </w:r>
           </w:p>
         </w:tc>
@@ -1787,7 +1844,15 @@
             </w:r>
             <w:proofErr w:type="spellEnd"/>
             <w:r>
-              <w:t xml:space="preserve"> raised,</w:t>
+              <w:t xml:space="preserve"> </w:t>
+            </w:r>
+            <w:proofErr w:type="spellStart"/>
+            <w:r>
+              <w:t>raised</w:t>
+            </w:r>
+            <w:proofErr w:type="spellEnd"/>
+            <w:r>
+              <w:t>,</w:t>
             </w:r>
           </w:p>
         </w:tc>
@@ -1857,7 +1922,15 @@
             </w:r>
             <w:proofErr w:type="spellEnd"/>
             <w:r>
-              <w:t xml:space="preserve"> our </w:t>
+              <w:t xml:space="preserve"> </w:t>
+            </w:r>
+            <w:proofErr w:type="spellStart"/>
+            <w:r>
+              <w:t>our</w:t>
+            </w:r>
+            <w:proofErr w:type="spellEnd"/>
+            <w:r>
+              <w:t xml:space="preserve"> </w:t>
             </w:r>
             <w:proofErr w:type="gramStart"/>
             <w:r>
@@ -1925,8 +1998,17 @@
                 <w:b/>
                 <w:bCs/>
               </w:rPr>
-              <w:t xml:space="preserve"> zu</w:t>
-            </w:r>
+              <w:t xml:space="preserve"> </w:t>
+            </w:r>
+            <w:proofErr w:type="spellStart"/>
+            <w:r>
+              <w:rPr>
+                <w:b/>
+                <w:bCs/>
+              </w:rPr>
+              <w:t>zu</w:t>
+            </w:r>
+            <w:proofErr w:type="spellEnd"/>
           </w:p>
         </w:tc>
         <w:tc>
@@ -7798,6 +7880,7 @@
   <w:style w:type="character" w:default="1" w:styleId="Policepardfaut">
     <w:name w:val="Default Paragraph Font"/>
     <w:uiPriority w:val="1"/>
+    <w:semiHidden/>
     <w:unhideWhenUsed/>
   </w:style>
   <w:style w:type="table" w:default="1" w:styleId="TableauNormal">
